--- a/Revised_KB_Documents/Setting Up Scanner for ImageNow.docx
+++ b/Revised_KB_Documents/Setting Up Scanner for ImageNow.docx
@@ -572,29 +572,9 @@
       <w:r>
         <w:rPr>
           <w:rFonts w:ascii="Calibri" w:hAnsi="Calibri"/>
-          <w:b w:val="0"/>
-          <w:i w:val="0"/>
           <w:sz w:val="22"/>
         </w:rPr>
-        <w:t xml:space="preserve">2d. </w:t>
-      </w:r>
-      <w:r>
-        <w:rPr>
-          <w:rFonts w:ascii="Calibri" w:hAnsi="Calibri"/>
-          <w:b/>
-          <w:i w:val="0"/>
-          <w:sz w:val="22"/>
-        </w:rPr>
-        <w:t>Open</w:t>
-      </w:r>
-      <w:r>
-        <w:rPr>
-          <w:rFonts w:ascii="Calibri" w:hAnsi="Calibri"/>
-          <w:b w:val="0"/>
-          <w:i w:val="0"/>
-          <w:sz w:val="22"/>
-        </w:rPr>
-        <w:t xml:space="preserve"> a browser and go to </w:t>
+        <w:t xml:space="preserve">2d. Open a browser and go to </w:t>
       </w:r>
       <w:hyperlink r:id="rId10">
         <w:r>
@@ -608,29 +588,9 @@
       <w:r>
         <w:rPr>
           <w:rFonts w:ascii="Calibri" w:hAnsi="Calibri"/>
-          <w:b w:val="0"/>
-          <w:i w:val="0"/>
           <w:sz w:val="22"/>
         </w:rPr>
-        <w:t xml:space="preserve"> and find the corresponding driver of the scanner you are working on and </w:t>
-      </w:r>
-      <w:r>
-        <w:rPr>
-          <w:rFonts w:ascii="Calibri" w:hAnsi="Calibri"/>
-          <w:b/>
-          <w:i w:val="0"/>
-          <w:sz w:val="22"/>
-        </w:rPr>
-        <w:t>download</w:t>
-      </w:r>
-      <w:r>
-        <w:rPr>
-          <w:rFonts w:ascii="Calibri" w:hAnsi="Calibri"/>
-          <w:b w:val="0"/>
-          <w:i w:val="0"/>
-          <w:sz w:val="22"/>
-        </w:rPr>
-        <w:t xml:space="preserve"> it.</w:t>
+        <w:t xml:space="preserve"> and find the corresponding driver of the scanner you are working on and download it.</w:t>
       </w:r>
     </w:p>
     <w:p>
